--- a/FIA/Atividade/A Importância da Tecnologia na Educação.docx
+++ b/FIA/Atividade/A Importância da Tecnologia na Educação.docx
@@ -35,15 +35,7 @@
         <w:rPr>
           <w:rFonts w:ascii="Arial" w:hAnsi="Arial" w:cs="Arial"/>
         </w:rPr>
-        <w:t>A tecnologia oferece inúmeros benefícios ao ambiente educacional, atendendo tanto a alunos em contextos acadêmicos formais q</w:t>
-      </w:r>
-      <w:bookmarkStart w:id="0" w:name="_GoBack"/>
-      <w:bookmarkEnd w:id="0"/>
-      <w:r>
-        <w:rPr>
-          <w:rFonts w:ascii="Arial" w:hAnsi="Arial" w:cs="Arial"/>
-        </w:rPr>
-        <w:t>uanto àqueles que buscam o aprendizado autodidata por meio de pesquisas online.</w:t>
+        <w:t>A tecnologia oferece inúmeros benefícios ao ambiente educacional, atendendo tanto a alunos em contextos acadêmicos formais quanto àqueles que buscam o aprendizado autodidata por meio de pesquisas online.</w:t>
       </w:r>
     </w:p>
     <w:p>
@@ -113,7 +105,7 @@
                     </pic:cNvPicPr>
                   </pic:nvPicPr>
                   <pic:blipFill>
-                    <a:blip r:embed="rId7" cstate="print">
+                    <a:blip r:embed="rId8" cstate="print">
                       <a:extLst>
                         <a:ext uri="{28A0092B-C50C-407E-A947-70E740481C1C}">
                           <a14:useLocalDpi xmlns:a14="http://schemas.microsoft.com/office/drawing/2010/main" val="0"/>
@@ -137,6 +129,9 @@
                     <a:ln>
                       <a:noFill/>
                     </a:ln>
+                    <a:effectLst>
+                      <a:softEdge rad="63500"/>
+                    </a:effectLst>
                   </pic:spPr>
                 </pic:pic>
               </a:graphicData>
@@ -167,168 +162,491 @@
         <w:rPr>
           <w:rFonts w:ascii="Arial" w:hAnsi="Arial" w:cs="Arial"/>
         </w:rPr>
-        <w:t>. Assim, o aluno deixa de ser apenas um consumidor de ferramentas para se tornar um agente apto a lidar com as inovações do amanhã.</w:t>
+        <w:t>. Assim, o aluno deixa de ser apenas um consumidor de ferramentas para se tornar um agente apto a l</w:t>
+      </w:r>
+      <w:r>
+        <w:rPr>
+          <w:rFonts w:ascii="Arial" w:hAnsi="Arial" w:cs="Arial"/>
+        </w:rPr>
+        <w:t>idar com as inovações do amanhã.</w:t>
       </w:r>
     </w:p>
     <w:p>
       <w:pPr>
         <w:rPr>
+          <w:rFonts w:ascii="Arial" w:eastAsia="Times New Roman" w:hAnsi="Arial" w:cs="Arial"/>
+          <w:sz w:val="24"/>
+          <w:szCs w:val="24"/>
           <w:lang w:eastAsia="pt-BR"/>
         </w:rPr>
       </w:pPr>
+      <w:r>
+        <w:rPr>
+          <w:rFonts w:ascii="Arial" w:hAnsi="Arial" w:cs="Arial"/>
+        </w:rPr>
+        <w:br w:type="page"/>
+      </w:r>
     </w:p>
+    <w:tbl>
+      <w:tblPr>
+        <w:tblStyle w:val="TabelaSimples4"/>
+        <w:tblW w:w="0" w:type="auto"/>
+        <w:jc w:val="center"/>
+        <w:tblLook w:val="0400" w:firstRow="0" w:lastRow="0" w:firstColumn="0" w:lastColumn="0" w:noHBand="0" w:noVBand="1"/>
+      </w:tblPr>
+      <w:tblGrid>
+        <w:gridCol w:w="2091"/>
+        <w:gridCol w:w="2091"/>
+        <w:gridCol w:w="2091"/>
+        <w:gridCol w:w="2091"/>
+      </w:tblGrid>
+      <w:tr>
+        <w:trPr>
+          <w:cnfStyle w:val="000000100000" w:firstRow="0" w:lastRow="0" w:firstColumn="0" w:lastColumn="0" w:oddVBand="0" w:evenVBand="0" w:oddHBand="1" w:evenHBand="0" w:firstRowFirstColumn="0" w:firstRowLastColumn="0" w:lastRowFirstColumn="0" w:lastRowLastColumn="0"/>
+          <w:jc w:val="center"/>
+        </w:trPr>
+        <w:tc>
+          <w:tcPr>
+            <w:tcW w:w="2091" w:type="dxa"/>
+          </w:tcPr>
+          <w:p>
+            <w:pPr>
+              <w:jc w:val="center"/>
+              <w:rPr>
+                <w:rFonts w:ascii="Arial" w:hAnsi="Arial" w:cs="Arial"/>
+                <w:b/>
+                <w:sz w:val="24"/>
+                <w:szCs w:val="24"/>
+                <w:lang w:eastAsia="pt-BR"/>
+              </w:rPr>
+            </w:pPr>
+            <w:r>
+              <w:rPr>
+                <w:rFonts w:ascii="Arial" w:hAnsi="Arial" w:cs="Arial"/>
+                <w:b/>
+                <w:sz w:val="24"/>
+                <w:szCs w:val="24"/>
+                <w:lang w:eastAsia="pt-BR"/>
+              </w:rPr>
+              <w:t>Nome</w:t>
+            </w:r>
+          </w:p>
+        </w:tc>
+        <w:tc>
+          <w:tcPr>
+            <w:tcW w:w="2091" w:type="dxa"/>
+          </w:tcPr>
+          <w:p>
+            <w:pPr>
+              <w:jc w:val="center"/>
+              <w:rPr>
+                <w:rFonts w:ascii="Arial" w:hAnsi="Arial" w:cs="Arial"/>
+                <w:b/>
+                <w:sz w:val="24"/>
+                <w:szCs w:val="24"/>
+                <w:lang w:eastAsia="pt-BR"/>
+              </w:rPr>
+            </w:pPr>
+            <w:r>
+              <w:rPr>
+                <w:rFonts w:ascii="Arial" w:hAnsi="Arial" w:cs="Arial"/>
+                <w:b/>
+                <w:sz w:val="24"/>
+                <w:szCs w:val="24"/>
+                <w:lang w:eastAsia="pt-BR"/>
+              </w:rPr>
+              <w:t>Cidade</w:t>
+            </w:r>
+          </w:p>
+        </w:tc>
+        <w:tc>
+          <w:tcPr>
+            <w:tcW w:w="2091" w:type="dxa"/>
+          </w:tcPr>
+          <w:p>
+            <w:pPr>
+              <w:jc w:val="center"/>
+              <w:rPr>
+                <w:rFonts w:ascii="Arial" w:hAnsi="Arial" w:cs="Arial"/>
+                <w:b/>
+                <w:sz w:val="24"/>
+                <w:szCs w:val="24"/>
+                <w:lang w:eastAsia="pt-BR"/>
+              </w:rPr>
+            </w:pPr>
+            <w:r>
+              <w:rPr>
+                <w:rFonts w:ascii="Arial" w:hAnsi="Arial" w:cs="Arial"/>
+                <w:b/>
+                <w:sz w:val="24"/>
+                <w:szCs w:val="24"/>
+                <w:lang w:eastAsia="pt-BR"/>
+              </w:rPr>
+              <w:t>Estado</w:t>
+            </w:r>
+          </w:p>
+        </w:tc>
+        <w:tc>
+          <w:tcPr>
+            <w:tcW w:w="2091" w:type="dxa"/>
+          </w:tcPr>
+          <w:p>
+            <w:pPr>
+              <w:jc w:val="center"/>
+              <w:rPr>
+                <w:rFonts w:ascii="Arial" w:hAnsi="Arial" w:cs="Arial"/>
+                <w:b/>
+                <w:sz w:val="24"/>
+                <w:szCs w:val="24"/>
+                <w:lang w:eastAsia="pt-BR"/>
+              </w:rPr>
+            </w:pPr>
+            <w:r>
+              <w:rPr>
+                <w:rFonts w:ascii="Arial" w:hAnsi="Arial" w:cs="Arial"/>
+                <w:b/>
+                <w:sz w:val="24"/>
+                <w:szCs w:val="24"/>
+                <w:lang w:eastAsia="pt-BR"/>
+              </w:rPr>
+              <w:t>Idade</w:t>
+            </w:r>
+          </w:p>
+        </w:tc>
+      </w:tr>
+      <w:tr>
+        <w:trPr>
+          <w:jc w:val="center"/>
+        </w:trPr>
+        <w:tc>
+          <w:tcPr>
+            <w:tcW w:w="2091" w:type="dxa"/>
+          </w:tcPr>
+          <w:p>
+            <w:pPr>
+              <w:jc w:val="center"/>
+              <w:rPr>
+                <w:rFonts w:ascii="Arial" w:hAnsi="Arial" w:cs="Arial"/>
+                <w:sz w:val="24"/>
+                <w:szCs w:val="24"/>
+                <w:lang w:eastAsia="pt-BR"/>
+              </w:rPr>
+            </w:pPr>
+            <w:r>
+              <w:rPr>
+                <w:rFonts w:ascii="Arial" w:hAnsi="Arial" w:cs="Arial"/>
+                <w:sz w:val="24"/>
+                <w:szCs w:val="24"/>
+                <w:lang w:eastAsia="pt-BR"/>
+              </w:rPr>
+              <w:t>Ana</w:t>
+            </w:r>
+          </w:p>
+        </w:tc>
+        <w:tc>
+          <w:tcPr>
+            <w:tcW w:w="2091" w:type="dxa"/>
+          </w:tcPr>
+          <w:p>
+            <w:pPr>
+              <w:jc w:val="center"/>
+              <w:rPr>
+                <w:rFonts w:ascii="Arial" w:hAnsi="Arial" w:cs="Arial"/>
+                <w:sz w:val="24"/>
+                <w:szCs w:val="24"/>
+                <w:lang w:eastAsia="pt-BR"/>
+              </w:rPr>
+            </w:pPr>
+            <w:r>
+              <w:rPr>
+                <w:rFonts w:ascii="Arial" w:hAnsi="Arial" w:cs="Arial"/>
+                <w:sz w:val="24"/>
+                <w:szCs w:val="24"/>
+                <w:lang w:eastAsia="pt-BR"/>
+              </w:rPr>
+              <w:t>Hortolândia</w:t>
+            </w:r>
+          </w:p>
+        </w:tc>
+        <w:tc>
+          <w:tcPr>
+            <w:tcW w:w="2091" w:type="dxa"/>
+          </w:tcPr>
+          <w:p>
+            <w:pPr>
+              <w:jc w:val="center"/>
+              <w:rPr>
+                <w:rFonts w:ascii="Arial" w:hAnsi="Arial" w:cs="Arial"/>
+                <w:sz w:val="24"/>
+                <w:szCs w:val="24"/>
+                <w:lang w:eastAsia="pt-BR"/>
+              </w:rPr>
+            </w:pPr>
+            <w:r>
+              <w:rPr>
+                <w:rFonts w:ascii="Arial" w:hAnsi="Arial" w:cs="Arial"/>
+                <w:sz w:val="24"/>
+                <w:szCs w:val="24"/>
+                <w:lang w:eastAsia="pt-BR"/>
+              </w:rPr>
+              <w:t>SP</w:t>
+            </w:r>
+          </w:p>
+        </w:tc>
+        <w:tc>
+          <w:tcPr>
+            <w:tcW w:w="2091" w:type="dxa"/>
+          </w:tcPr>
+          <w:p>
+            <w:pPr>
+              <w:jc w:val="center"/>
+              <w:rPr>
+                <w:rFonts w:ascii="Arial" w:hAnsi="Arial" w:cs="Arial"/>
+                <w:sz w:val="24"/>
+                <w:szCs w:val="24"/>
+                <w:lang w:eastAsia="pt-BR"/>
+              </w:rPr>
+            </w:pPr>
+            <w:r>
+              <w:rPr>
+                <w:rFonts w:ascii="Arial" w:hAnsi="Arial" w:cs="Arial"/>
+                <w:sz w:val="24"/>
+                <w:szCs w:val="24"/>
+                <w:lang w:eastAsia="pt-BR"/>
+              </w:rPr>
+              <w:t>16</w:t>
+            </w:r>
+          </w:p>
+        </w:tc>
+      </w:tr>
+      <w:tr>
+        <w:trPr>
+          <w:cnfStyle w:val="000000100000" w:firstRow="0" w:lastRow="0" w:firstColumn="0" w:lastColumn="0" w:oddVBand="0" w:evenVBand="0" w:oddHBand="1" w:evenHBand="0" w:firstRowFirstColumn="0" w:firstRowLastColumn="0" w:lastRowFirstColumn="0" w:lastRowLastColumn="0"/>
+          <w:jc w:val="center"/>
+        </w:trPr>
+        <w:tc>
+          <w:tcPr>
+            <w:tcW w:w="2091" w:type="dxa"/>
+          </w:tcPr>
+          <w:p>
+            <w:pPr>
+              <w:jc w:val="center"/>
+              <w:rPr>
+                <w:rFonts w:ascii="Arial" w:hAnsi="Arial" w:cs="Arial"/>
+                <w:sz w:val="24"/>
+                <w:szCs w:val="24"/>
+                <w:lang w:eastAsia="pt-BR"/>
+              </w:rPr>
+            </w:pPr>
+            <w:r>
+              <w:rPr>
+                <w:rFonts w:ascii="Arial" w:hAnsi="Arial" w:cs="Arial"/>
+                <w:sz w:val="24"/>
+                <w:szCs w:val="24"/>
+                <w:lang w:eastAsia="pt-BR"/>
+              </w:rPr>
+              <w:t>Brenda</w:t>
+            </w:r>
+          </w:p>
+        </w:tc>
+        <w:tc>
+          <w:tcPr>
+            <w:tcW w:w="2091" w:type="dxa"/>
+          </w:tcPr>
+          <w:p>
+            <w:pPr>
+              <w:jc w:val="center"/>
+              <w:rPr>
+                <w:rFonts w:ascii="Arial" w:hAnsi="Arial" w:cs="Arial"/>
+                <w:sz w:val="24"/>
+                <w:szCs w:val="24"/>
+                <w:lang w:eastAsia="pt-BR"/>
+              </w:rPr>
+            </w:pPr>
+            <w:r>
+              <w:rPr>
+                <w:rFonts w:ascii="Arial" w:hAnsi="Arial" w:cs="Arial"/>
+                <w:sz w:val="24"/>
+                <w:szCs w:val="24"/>
+                <w:lang w:eastAsia="pt-BR"/>
+              </w:rPr>
+              <w:t>Sumaré</w:t>
+            </w:r>
+          </w:p>
+        </w:tc>
+        <w:tc>
+          <w:tcPr>
+            <w:tcW w:w="2091" w:type="dxa"/>
+          </w:tcPr>
+          <w:p>
+            <w:pPr>
+              <w:jc w:val="center"/>
+              <w:rPr>
+                <w:rFonts w:ascii="Arial" w:hAnsi="Arial" w:cs="Arial"/>
+                <w:sz w:val="24"/>
+                <w:szCs w:val="24"/>
+                <w:lang w:eastAsia="pt-BR"/>
+              </w:rPr>
+            </w:pPr>
+            <w:r>
+              <w:rPr>
+                <w:rFonts w:ascii="Arial" w:hAnsi="Arial" w:cs="Arial"/>
+                <w:sz w:val="24"/>
+                <w:szCs w:val="24"/>
+                <w:lang w:eastAsia="pt-BR"/>
+              </w:rPr>
+              <w:t>SP</w:t>
+            </w:r>
+          </w:p>
+        </w:tc>
+        <w:tc>
+          <w:tcPr>
+            <w:tcW w:w="2091" w:type="dxa"/>
+          </w:tcPr>
+          <w:p>
+            <w:pPr>
+              <w:jc w:val="center"/>
+              <w:rPr>
+                <w:rFonts w:ascii="Arial" w:hAnsi="Arial" w:cs="Arial"/>
+                <w:sz w:val="24"/>
+                <w:szCs w:val="24"/>
+                <w:lang w:eastAsia="pt-BR"/>
+              </w:rPr>
+            </w:pPr>
+            <w:r>
+              <w:rPr>
+                <w:rFonts w:ascii="Arial" w:hAnsi="Arial" w:cs="Arial"/>
+                <w:sz w:val="24"/>
+                <w:szCs w:val="24"/>
+                <w:lang w:eastAsia="pt-BR"/>
+              </w:rPr>
+              <w:t>17</w:t>
+            </w:r>
+          </w:p>
+        </w:tc>
+      </w:tr>
+      <w:tr>
+        <w:trPr>
+          <w:jc w:val="center"/>
+        </w:trPr>
+        <w:tc>
+          <w:tcPr>
+            <w:tcW w:w="2091" w:type="dxa"/>
+          </w:tcPr>
+          <w:p>
+            <w:pPr>
+              <w:jc w:val="center"/>
+              <w:rPr>
+                <w:rFonts w:ascii="Arial" w:hAnsi="Arial" w:cs="Arial"/>
+                <w:sz w:val="24"/>
+                <w:szCs w:val="24"/>
+                <w:lang w:eastAsia="pt-BR"/>
+              </w:rPr>
+            </w:pPr>
+            <w:r>
+              <w:rPr>
+                <w:rFonts w:ascii="Arial" w:hAnsi="Arial" w:cs="Arial"/>
+                <w:sz w:val="24"/>
+                <w:szCs w:val="24"/>
+                <w:lang w:eastAsia="pt-BR"/>
+              </w:rPr>
+              <w:t>Alessandro</w:t>
+            </w:r>
+          </w:p>
+        </w:tc>
+        <w:tc>
+          <w:tcPr>
+            <w:tcW w:w="2091" w:type="dxa"/>
+          </w:tcPr>
+          <w:p>
+            <w:pPr>
+              <w:jc w:val="center"/>
+              <w:rPr>
+                <w:rFonts w:ascii="Arial" w:hAnsi="Arial" w:cs="Arial"/>
+                <w:sz w:val="24"/>
+                <w:szCs w:val="24"/>
+                <w:lang w:eastAsia="pt-BR"/>
+              </w:rPr>
+            </w:pPr>
+            <w:r>
+              <w:rPr>
+                <w:rFonts w:ascii="Arial" w:hAnsi="Arial" w:cs="Arial"/>
+                <w:sz w:val="24"/>
+                <w:szCs w:val="24"/>
+                <w:lang w:eastAsia="pt-BR"/>
+              </w:rPr>
+              <w:t>Hortolândia</w:t>
+            </w:r>
+          </w:p>
+        </w:tc>
+        <w:tc>
+          <w:tcPr>
+            <w:tcW w:w="2091" w:type="dxa"/>
+          </w:tcPr>
+          <w:p>
+            <w:pPr>
+              <w:jc w:val="center"/>
+              <w:rPr>
+                <w:rFonts w:ascii="Arial" w:hAnsi="Arial" w:cs="Arial"/>
+                <w:sz w:val="24"/>
+                <w:szCs w:val="24"/>
+                <w:lang w:eastAsia="pt-BR"/>
+              </w:rPr>
+            </w:pPr>
+            <w:r>
+              <w:rPr>
+                <w:rFonts w:ascii="Arial" w:hAnsi="Arial" w:cs="Arial"/>
+                <w:sz w:val="24"/>
+                <w:szCs w:val="24"/>
+                <w:lang w:eastAsia="pt-BR"/>
+              </w:rPr>
+              <w:t>SP</w:t>
+            </w:r>
+          </w:p>
+        </w:tc>
+        <w:tc>
+          <w:tcPr>
+            <w:tcW w:w="2091" w:type="dxa"/>
+          </w:tcPr>
+          <w:p>
+            <w:pPr>
+              <w:jc w:val="center"/>
+              <w:rPr>
+                <w:rFonts w:ascii="Arial" w:hAnsi="Arial" w:cs="Arial"/>
+                <w:sz w:val="24"/>
+                <w:szCs w:val="24"/>
+                <w:lang w:eastAsia="pt-BR"/>
+              </w:rPr>
+            </w:pPr>
+            <w:r>
+              <w:rPr>
+                <w:rFonts w:ascii="Arial" w:hAnsi="Arial" w:cs="Arial"/>
+                <w:sz w:val="24"/>
+                <w:szCs w:val="24"/>
+                <w:lang w:eastAsia="pt-BR"/>
+              </w:rPr>
+              <w:t>16</w:t>
+            </w:r>
+          </w:p>
+        </w:tc>
+      </w:tr>
+    </w:tbl>
     <w:p>
       <w:pPr>
         <w:rPr>
+          <w:sz w:val="2"/>
+          <w:szCs w:val="2"/>
           <w:lang w:eastAsia="pt-BR"/>
         </w:rPr>
       </w:pPr>
-    </w:p>
-    <w:p>
-      <w:pPr>
-        <w:rPr>
-          <w:lang w:eastAsia="pt-BR"/>
-        </w:rPr>
-      </w:pPr>
-    </w:p>
-    <w:p>
-      <w:pPr>
-        <w:rPr>
-          <w:lang w:eastAsia="pt-BR"/>
-        </w:rPr>
-      </w:pPr>
-    </w:p>
-    <w:p>
-      <w:pPr>
-        <w:rPr>
-          <w:lang w:eastAsia="pt-BR"/>
-        </w:rPr>
-      </w:pPr>
-    </w:p>
-    <w:p>
-      <w:pPr>
-        <w:rPr>
-          <w:lang w:eastAsia="pt-BR"/>
-        </w:rPr>
-      </w:pPr>
-    </w:p>
-    <w:p>
-      <w:pPr>
-        <w:rPr>
-          <w:lang w:eastAsia="pt-BR"/>
-        </w:rPr>
-      </w:pPr>
-    </w:p>
-    <w:p>
-      <w:pPr>
-        <w:rPr>
-          <w:lang w:eastAsia="pt-BR"/>
-        </w:rPr>
-      </w:pPr>
-    </w:p>
-    <w:p>
-      <w:pPr>
-        <w:rPr>
-          <w:lang w:eastAsia="pt-BR"/>
-        </w:rPr>
-      </w:pPr>
-    </w:p>
-    <w:p>
-      <w:pPr>
-        <w:rPr>
-          <w:lang w:eastAsia="pt-BR"/>
-        </w:rPr>
-      </w:pPr>
-    </w:p>
-    <w:p>
-      <w:pPr>
-        <w:rPr>
-          <w:lang w:eastAsia="pt-BR"/>
-        </w:rPr>
-      </w:pPr>
-    </w:p>
-    <w:p>
-      <w:pPr>
-        <w:rPr>
-          <w:lang w:eastAsia="pt-BR"/>
-        </w:rPr>
-      </w:pPr>
-    </w:p>
-    <w:p>
-      <w:pPr>
-        <w:rPr>
-          <w:lang w:eastAsia="pt-BR"/>
-        </w:rPr>
-      </w:pPr>
-    </w:p>
-    <w:p>
-      <w:pPr>
-        <w:rPr>
-          <w:lang w:eastAsia="pt-BR"/>
-        </w:rPr>
-      </w:pPr>
-    </w:p>
-    <w:p>
-      <w:pPr>
-        <w:rPr>
-          <w:lang w:eastAsia="pt-BR"/>
-        </w:rPr>
-      </w:pPr>
-    </w:p>
-    <w:p>
-      <w:pPr>
-        <w:rPr>
-          <w:lang w:eastAsia="pt-BR"/>
-        </w:rPr>
-      </w:pPr>
-    </w:p>
-    <w:p>
-      <w:pPr>
-        <w:rPr>
-          <w:lang w:eastAsia="pt-BR"/>
-        </w:rPr>
-      </w:pPr>
-    </w:p>
-    <w:p>
-      <w:pPr>
-        <w:rPr>
-          <w:lang w:eastAsia="pt-BR"/>
-        </w:rPr>
-      </w:pPr>
-    </w:p>
-    <w:p>
-      <w:pPr>
-        <w:rPr>
-          <w:lang w:eastAsia="pt-BR"/>
-        </w:rPr>
-      </w:pPr>
-    </w:p>
-    <w:p>
-      <w:pPr>
-        <w:rPr>
-          <w:lang w:eastAsia="pt-BR"/>
-        </w:rPr>
-      </w:pPr>
-    </w:p>
-    <w:p>
-      <w:pPr>
-        <w:rPr>
-          <w:lang w:eastAsia="pt-BR"/>
-        </w:rPr>
-      </w:pPr>
-    </w:p>
-    <w:p>
-      <w:pPr>
-        <w:rPr>
-          <w:lang w:eastAsia="pt-BR"/>
-        </w:rPr>
-      </w:pPr>
+      <w:bookmarkStart w:id="0" w:name="_GoBack"/>
+      <w:bookmarkEnd w:id="0"/>
     </w:p>
     <w:sectPr>
-      <w:headerReference w:type="default" r:id="rId8"/>
-      <w:footerReference w:type="default" r:id="rId9"/>
-      <w:pgSz w:w="11906" w:h="16838"/>
-      <w:pgMar w:top="720" w:right="720" w:bottom="720" w:left="720" w:header="284" w:footer="708" w:gutter="0"/>
+      <w:headerReference w:type="default" r:id="rId9"/>
+      <w:footerReference w:type="default" r:id="rId10"/>
+      <w:pgSz w:w="11906" w:h="16838" w:code="9"/>
+      <w:pgMar w:top="851" w:right="709" w:bottom="851" w:left="709" w:header="284" w:footer="708" w:gutter="0"/>
       <w:cols w:space="708"/>
       <w:docGrid w:linePitch="360"/>
     </w:sectPr>
@@ -363,14 +681,249 @@
 
 <file path=word/footer1.xml><?xml version="1.0" encoding="utf-8"?>
 <w:ftr xmlns:wpc="http://schemas.microsoft.com/office/word/2010/wordprocessingCanvas" xmlns:cx="http://schemas.microsoft.com/office/drawing/2014/chartex" xmlns:cx1="http://schemas.microsoft.com/office/drawing/2015/9/8/chartex" xmlns:mc="http://schemas.openxmlformats.org/markup-compatibility/2006" xmlns:o="urn:schemas-microsoft-com:office:office" xmlns:r="http://schemas.openxmlformats.org/officeDocument/2006/relationships" xmlns:m="http://schemas.openxmlformats.org/officeDocument/2006/math" xmlns:v="urn:schemas-microsoft-com:vml" xmlns:wp14="http://schemas.microsoft.com/office/word/2010/wordprocessingDrawing" xmlns:wp="http://schemas.openxmlformats.org/drawingml/2006/wordprocessingDrawing" xmlns:w10="urn:schemas-microsoft-com:office:word" xmlns:w="http://schemas.openxmlformats.org/wordprocessingml/2006/main" xmlns:w14="http://schemas.microsoft.com/office/word/2010/wordml" xmlns:w15="http://schemas.microsoft.com/office/word/2012/wordml" xmlns:w16se="http://schemas.microsoft.com/office/word/2015/wordml/symex" xmlns:wpg="http://schemas.microsoft.com/office/word/2010/wordprocessingGroup" xmlns:wpi="http://schemas.microsoft.com/office/word/2010/wordprocessingInk" xmlns:wne="http://schemas.microsoft.com/office/word/2006/wordml" xmlns:wps="http://schemas.microsoft.com/office/word/2010/wordprocessingShape" mc:Ignorable="w14 w15 w16se wp14">
-  <w:p>
-    <w:pPr>
-      <w:pStyle w:val="Rodap"/>
-    </w:pPr>
-    <w:r>
-      <w:t>Página 1</w:t>
-    </w:r>
-  </w:p>
+  <w:sdt>
+    <w:sdtPr>
+      <w:id w:val="-936595120"/>
+      <w:docPartObj>
+        <w:docPartGallery w:val="Page Numbers (Bottom of Page)"/>
+        <w:docPartUnique/>
+      </w:docPartObj>
+    </w:sdtPr>
+    <w:sdtContent>
+      <w:p>
+        <w:pPr>
+          <w:pStyle w:val="Rodap"/>
+        </w:pPr>
+        <w:r>
+          <w:rPr>
+            <w:noProof/>
+            <w:lang w:eastAsia="pt-BR"/>
+          </w:rPr>
+          <mc:AlternateContent>
+            <mc:Choice Requires="wps">
+              <w:drawing>
+                <wp:anchor distT="0" distB="0" distL="114300" distR="114300" simplePos="0" relativeHeight="251660288" behindDoc="0" locked="0" layoutInCell="1" allowOverlap="1">
+                  <wp:simplePos x="0" y="0"/>
+                  <wp:positionH relativeFrom="margin">
+                    <wp:align>center</wp:align>
+                  </wp:positionH>
+                  <wp:positionV relativeFrom="bottomMargin">
+                    <wp:align>center</wp:align>
+                  </wp:positionV>
+                  <wp:extent cx="551815" cy="238760"/>
+                  <wp:effectExtent l="19050" t="19050" r="19685" b="18415"/>
+                  <wp:wrapNone/>
+                  <wp:docPr id="3" name="Colchete Duplo 3"/>
+                  <wp:cNvGraphicFramePr>
+                    <a:graphicFrameLocks xmlns:a="http://schemas.openxmlformats.org/drawingml/2006/main"/>
+                  </wp:cNvGraphicFramePr>
+                  <a:graphic xmlns:a="http://schemas.openxmlformats.org/drawingml/2006/main">
+                    <a:graphicData uri="http://schemas.microsoft.com/office/word/2010/wordprocessingShape">
+                      <wps:wsp>
+                        <wps:cNvSpPr>
+                          <a:spLocks noChangeArrowheads="1"/>
+                        </wps:cNvSpPr>
+                        <wps:spPr bwMode="auto">
+                          <a:xfrm>
+                            <a:off x="0" y="0"/>
+                            <a:ext cx="551815" cy="238760"/>
+                          </a:xfrm>
+                          <a:prstGeom prst="bracketPair">
+                            <a:avLst>
+                              <a:gd name="adj" fmla="val 16667"/>
+                            </a:avLst>
+                          </a:prstGeom>
+                          <a:solidFill>
+                            <a:srgbClr val="FFFFFF"/>
+                          </a:solidFill>
+                          <a:ln w="28575">
+                            <a:solidFill>
+                              <a:srgbClr val="808080"/>
+                            </a:solidFill>
+                            <a:round/>
+                            <a:headEnd/>
+                            <a:tailEnd/>
+                          </a:ln>
+                        </wps:spPr>
+                        <wps:txbx>
+                          <w:txbxContent>
+                            <w:p>
+                              <w:pPr>
+                                <w:jc w:val="center"/>
+                              </w:pPr>
+                              <w:r>
+                                <w:fldChar w:fldCharType="begin"/>
+                              </w:r>
+                              <w:r>
+                                <w:instrText>PAGE    \* MERGEFORMAT</w:instrText>
+                              </w:r>
+                              <w:r>
+                                <w:fldChar w:fldCharType="separate"/>
+                              </w:r>
+                              <w:r>
+                                <w:rPr>
+                                  <w:noProof/>
+                                </w:rPr>
+                                <w:t>2</w:t>
+                              </w:r>
+                              <w:r>
+                                <w:fldChar w:fldCharType="end"/>
+                              </w:r>
+                            </w:p>
+                          </w:txbxContent>
+                        </wps:txbx>
+                        <wps:bodyPr rot="0" vert="horz" wrap="square" lIns="91440" tIns="0" rIns="91440" bIns="0" anchor="t" anchorCtr="0" upright="1">
+                          <a:noAutofit/>
+                        </wps:bodyPr>
+                      </wps:wsp>
+                    </a:graphicData>
+                  </a:graphic>
+                  <wp14:sizeRelH relativeFrom="margin">
+                    <wp14:pctWidth>10000</wp14:pctWidth>
+                  </wp14:sizeRelH>
+                  <wp14:sizeRelV relativeFrom="bottomMargin">
+                    <wp14:pctHeight>0</wp14:pctHeight>
+                  </wp14:sizeRelV>
+                </wp:anchor>
+              </w:drawing>
+            </mc:Choice>
+            <mc:Fallback>
+              <w:pict>
+                <v:shapetype id="_x0000_t185" coordsize="21600,21600" o:spt="185" adj="3600" path="m@0,nfqx0@0l0@2qy@0,21600em@1,nfqx21600@0l21600@2qy@1,21600em@0,nsqx0@0l0@2qy@0,21600l@1,21600qx21600@2l21600@0qy@1,xe" filled="f">
+                  <v:formulas>
+                    <v:f eqn="val #0"/>
+                    <v:f eqn="sum width 0 #0"/>
+                    <v:f eqn="sum height 0 #0"/>
+                    <v:f eqn="prod @0 2929 10000"/>
+                    <v:f eqn="sum width 0 @3"/>
+                    <v:f eqn="sum height 0 @3"/>
+                    <v:f eqn="val width"/>
+                    <v:f eqn="val height"/>
+                    <v:f eqn="prod width 1 2"/>
+                    <v:f eqn="prod height 1 2"/>
+                  </v:formulas>
+                  <v:path o:extrusionok="f" gradientshapeok="t" limo="10800,10800" o:connecttype="custom" o:connectlocs="@8,0;0,@9;@8,@7;@6,@9" textboxrect="@3,@3,@4,@5"/>
+                  <v:handles>
+                    <v:h position="#0,topLeft" switch="" xrange="0,10800"/>
+                  </v:handles>
+                </v:shapetype>
+                <v:shape id="Colchete Duplo 3" o:spid="_x0000_s1026" type="#_x0000_t185" style="position:absolute;margin-left:0;margin-top:0;width:43.45pt;height:18.8pt;z-index:251660288;visibility:visible;mso-wrap-style:square;mso-width-percent:100;mso-height-percent:0;mso-wrap-distance-left:9pt;mso-wrap-distance-top:0;mso-wrap-distance-right:9pt;mso-wrap-distance-bottom:0;mso-position-horizontal:center;mso-position-horizontal-relative:margin;mso-position-vertical:center;mso-position-vertical-relative:bottom-margin-area;mso-width-percent:100;mso-height-percent:0;mso-width-relative:margin;mso-height-relative:bottom-margin-area;v-text-anchor:top" o:gfxdata="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" filled="t" strokecolor="gray" strokeweight="2.25pt">
+                  <v:textbox inset=",0,,0">
+                    <w:txbxContent>
+                      <w:p>
+                        <w:pPr>
+                          <w:jc w:val="center"/>
+                        </w:pPr>
+                        <w:r>
+                          <w:fldChar w:fldCharType="begin"/>
+                        </w:r>
+                        <w:r>
+                          <w:instrText>PAGE    \* MERGEFORMAT</w:instrText>
+                        </w:r>
+                        <w:r>
+                          <w:fldChar w:fldCharType="separate"/>
+                        </w:r>
+                        <w:r>
+                          <w:rPr>
+                            <w:noProof/>
+                          </w:rPr>
+                          <w:t>2</w:t>
+                        </w:r>
+                        <w:r>
+                          <w:fldChar w:fldCharType="end"/>
+                        </w:r>
+                      </w:p>
+                    </w:txbxContent>
+                  </v:textbox>
+                  <w10:wrap anchorx="margin" anchory="margin"/>
+                </v:shape>
+              </w:pict>
+            </mc:Fallback>
+          </mc:AlternateContent>
+        </w:r>
+        <w:r>
+          <w:rPr>
+            <w:noProof/>
+            <w:lang w:eastAsia="pt-BR"/>
+          </w:rPr>
+          <mc:AlternateContent>
+            <mc:Choice Requires="wps">
+              <w:drawing>
+                <wp:anchor distT="0" distB="0" distL="114300" distR="114300" simplePos="0" relativeHeight="251659264" behindDoc="0" locked="0" layoutInCell="1" allowOverlap="1">
+                  <wp:simplePos x="0" y="0"/>
+                  <wp:positionH relativeFrom="margin">
+                    <wp:align>center</wp:align>
+                  </wp:positionH>
+                  <wp:positionV relativeFrom="bottomMargin">
+                    <wp:align>center</wp:align>
+                  </wp:positionV>
+                  <wp:extent cx="5518150" cy="0"/>
+                  <wp:effectExtent l="9525" t="9525" r="6350" b="9525"/>
+                  <wp:wrapNone/>
+                  <wp:docPr id="2" name="Conector de Seta Reta 2"/>
+                  <wp:cNvGraphicFramePr>
+                    <a:graphicFrameLocks xmlns:a="http://schemas.openxmlformats.org/drawingml/2006/main"/>
+                  </wp:cNvGraphicFramePr>
+                  <a:graphic xmlns:a="http://schemas.openxmlformats.org/drawingml/2006/main">
+                    <a:graphicData uri="http://schemas.microsoft.com/office/word/2010/wordprocessingShape">
+                      <wps:wsp>
+                        <wps:cNvCnPr>
+                          <a:cxnSpLocks noChangeShapeType="1"/>
+                        </wps:cNvCnPr>
+                        <wps:spPr bwMode="auto">
+                          <a:xfrm>
+                            <a:off x="0" y="0"/>
+                            <a:ext cx="5518150" cy="0"/>
+                          </a:xfrm>
+                          <a:prstGeom prst="straightConnector1">
+                            <a:avLst/>
+                          </a:prstGeom>
+                          <a:noFill/>
+                          <a:ln w="12700">
+                            <a:solidFill>
+                              <a:srgbClr val="808080"/>
+                            </a:solidFill>
+                            <a:round/>
+                            <a:headEnd/>
+                            <a:tailEnd/>
+                          </a:ln>
+                          <a:extLst>
+                            <a:ext uri="{909E8E84-426E-40DD-AFC4-6F175D3DCCD1}">
+                              <a14:hiddenFill xmlns:a14="http://schemas.microsoft.com/office/drawing/2010/main">
+                                <a:noFill/>
+                              </a14:hiddenFill>
+                            </a:ext>
+                          </a:extLst>
+                        </wps:spPr>
+                        <wps:bodyPr/>
+                      </wps:wsp>
+                    </a:graphicData>
+                  </a:graphic>
+                  <wp14:sizeRelH relativeFrom="page">
+                    <wp14:pctWidth>0</wp14:pctWidth>
+                  </wp14:sizeRelH>
+                  <wp14:sizeRelV relativeFrom="bottomMargin">
+                    <wp14:pctHeight>0</wp14:pctHeight>
+                  </wp14:sizeRelV>
+                </wp:anchor>
+              </w:drawing>
+            </mc:Choice>
+            <mc:Fallback>
+              <w:pict>
+                <v:shapetype w14:anchorId="3AE7CF71" id="_x0000_t32" coordsize="21600,21600" o:spt="32" o:oned="t" path="m,l21600,21600e" filled="f">
+                  <v:path arrowok="t" fillok="f" o:connecttype="none"/>
+                  <o:lock v:ext="edit" shapetype="t"/>
+                </v:shapetype>
+                <v:shape id="Conector de Seta Reta 2" o:spid="_x0000_s1026" type="#_x0000_t32" style="position:absolute;margin-left:0;margin-top:0;width:434.5pt;height:0;z-index:251659264;visibility:visible;mso-wrap-style:square;mso-width-percent:0;mso-height-percent:0;mso-wrap-distance-left:9pt;mso-wrap-distance-top:0;mso-wrap-distance-right:9pt;mso-wrap-distance-bottom:0;mso-position-horizontal:center;mso-position-horizontal-relative:margin;mso-position-vertical:center;mso-position-vertical-relative:bottom-margin-area;mso-width-percent:0;mso-height-percent:0;mso-width-relative:page;mso-height-relative:bottom-margin-area" o:gfxdata="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" strokecolor="gray" strokeweight="1pt">
+                  <w10:wrap anchorx="margin" anchory="margin"/>
+                </v:shape>
+              </w:pict>
+            </mc:Fallback>
+          </mc:AlternateContent>
+        </w:r>
+      </w:p>
+    </w:sdtContent>
+  </w:sdt>
 </w:ftr>
 </file>
 
@@ -401,44 +954,137 @@
 
 <file path=word/header1.xml><?xml version="1.0" encoding="utf-8"?>
 <w:hdr xmlns:wpc="http://schemas.microsoft.com/office/word/2010/wordprocessingCanvas" xmlns:cx="http://schemas.microsoft.com/office/drawing/2014/chartex" xmlns:cx1="http://schemas.microsoft.com/office/drawing/2015/9/8/chartex" xmlns:mc="http://schemas.openxmlformats.org/markup-compatibility/2006" xmlns:o="urn:schemas-microsoft-com:office:office" xmlns:r="http://schemas.openxmlformats.org/officeDocument/2006/relationships" xmlns:m="http://schemas.openxmlformats.org/officeDocument/2006/math" xmlns:v="urn:schemas-microsoft-com:vml" xmlns:wp14="http://schemas.microsoft.com/office/word/2010/wordprocessingDrawing" xmlns:wp="http://schemas.openxmlformats.org/drawingml/2006/wordprocessingDrawing" xmlns:w10="urn:schemas-microsoft-com:office:word" xmlns:w="http://schemas.openxmlformats.org/wordprocessingml/2006/main" xmlns:w14="http://schemas.microsoft.com/office/word/2010/wordml" xmlns:w15="http://schemas.microsoft.com/office/word/2012/wordml" xmlns:w16se="http://schemas.microsoft.com/office/word/2015/wordml/symex" xmlns:wpg="http://schemas.microsoft.com/office/word/2010/wordprocessingGroup" xmlns:wpi="http://schemas.microsoft.com/office/word/2010/wordprocessingInk" xmlns:wne="http://schemas.microsoft.com/office/word/2006/wordml" xmlns:wps="http://schemas.microsoft.com/office/word/2010/wordprocessingShape" mc:Ignorable="w14 w15 w16se wp14">
-  <w:sdt>
-    <w:sdtPr>
+  <w:p>
+    <w:pPr>
+      <w:pStyle w:val="Cabealho"/>
+      <w:jc w:val="center"/>
+    </w:pPr>
+    <w:r>
+      <w:t>Ayuka Henrique da Silva – ETEC de Hortolândia</w:t>
+    </w:r>
+  </w:p>
+</w:hdr>
+</file>
+
+<file path=word/numbering.xml><?xml version="1.0" encoding="utf-8"?>
+<w:numbering xmlns:wpc="http://schemas.microsoft.com/office/word/2010/wordprocessingCanvas" xmlns:cx="http://schemas.microsoft.com/office/drawing/2014/chartex" xmlns:cx1="http://schemas.microsoft.com/office/drawing/2015/9/8/chartex" xmlns:mc="http://schemas.openxmlformats.org/markup-compatibility/2006" xmlns:o="urn:schemas-microsoft-com:office:office" xmlns:r="http://schemas.openxmlformats.org/officeDocument/2006/relationships" xmlns:m="http://schemas.openxmlformats.org/officeDocument/2006/math" xmlns:v="urn:schemas-microsoft-com:vml" xmlns:wp14="http://schemas.microsoft.com/office/word/2010/wordprocessingDrawing" xmlns:wp="http://schemas.openxmlformats.org/drawingml/2006/wordprocessingDrawing" xmlns:w10="urn:schemas-microsoft-com:office:word" xmlns:w="http://schemas.openxmlformats.org/wordprocessingml/2006/main" xmlns:w14="http://schemas.microsoft.com/office/word/2010/wordml" xmlns:w15="http://schemas.microsoft.com/office/word/2012/wordml" xmlns:w16se="http://schemas.microsoft.com/office/word/2015/wordml/symex" xmlns:wpg="http://schemas.microsoft.com/office/word/2010/wordprocessingGroup" xmlns:wpi="http://schemas.microsoft.com/office/word/2010/wordprocessingInk" xmlns:wne="http://schemas.microsoft.com/office/word/2006/wordml" xmlns:wps="http://schemas.microsoft.com/office/word/2010/wordprocessingShape" mc:Ignorable="w14 w15 w16se wp14">
+  <w:abstractNum w:abstractNumId="0" w15:restartNumberingAfterBreak="0">
+    <w:nsid w:val="7395689D"/>
+    <w:multiLevelType w:val="hybridMultilevel"/>
+    <w:tmpl w:val="1FF8F63C"/>
+    <w:lvl w:ilvl="0" w:tplc="04160001">
+      <w:start w:val="1"/>
+      <w:numFmt w:val="bullet"/>
+      <w:lvlText w:val=""/>
+      <w:lvlJc w:val="left"/>
+      <w:pPr>
+        <w:ind w:left="720" w:hanging="360"/>
+      </w:pPr>
       <w:rPr>
-        <w:rFonts w:ascii="Arial" w:hAnsi="Arial" w:cs="Arial"/>
-        <w:sz w:val="24"/>
-        <w:szCs w:val="24"/>
+        <w:rFonts w:ascii="Symbol" w:hAnsi="Symbol" w:hint="default"/>
       </w:rPr>
-      <w:alias w:val="Autor"/>
-      <w:tag w:val=""/>
-      <w:id w:val="-123534546"/>
-      <w:placeholder>
-        <w:docPart w:val="231658DD3AC442A898CC08298713336C"/>
-      </w:placeholder>
-      <w:dataBinding w:prefixMappings="xmlns:ns0='http://purl.org/dc/elements/1.1/' xmlns:ns1='http://schemas.openxmlformats.org/package/2006/metadata/core-properties' " w:xpath="/ns1:coreProperties[1]/ns0:creator[1]" w:storeItemID="{6C3C8BC8-F283-45AE-878A-BAB7291924A1}"/>
-      <w:text/>
-    </w:sdtPr>
-    <w:sdtContent>
-      <w:p>
-        <w:pPr>
-          <w:pStyle w:val="Cabealho"/>
-          <w:rPr>
-            <w:rFonts w:ascii="Arial" w:hAnsi="Arial" w:cs="Arial"/>
-            <w:sz w:val="24"/>
-            <w:szCs w:val="24"/>
-          </w:rPr>
-        </w:pPr>
-        <w:r>
-          <w:rPr>
-            <w:rFonts w:ascii="Arial" w:hAnsi="Arial" w:cs="Arial"/>
-            <w:sz w:val="24"/>
-            <w:szCs w:val="24"/>
-          </w:rPr>
-          <w:t>Ayuka Henrique Da Silva</w:t>
-        </w:r>
-      </w:p>
-    </w:sdtContent>
-  </w:sdt>
-</w:hdr>
+    </w:lvl>
+    <w:lvl w:ilvl="1" w:tplc="04160003">
+      <w:start w:val="1"/>
+      <w:numFmt w:val="bullet"/>
+      <w:lvlText w:val="o"/>
+      <w:lvlJc w:val="left"/>
+      <w:pPr>
+        <w:ind w:left="1440" w:hanging="360"/>
+      </w:pPr>
+      <w:rPr>
+        <w:rFonts w:ascii="Courier New" w:hAnsi="Courier New" w:cs="Courier New" w:hint="default"/>
+      </w:rPr>
+    </w:lvl>
+    <w:lvl w:ilvl="2" w:tplc="04160005" w:tentative="1">
+      <w:start w:val="1"/>
+      <w:numFmt w:val="bullet"/>
+      <w:lvlText w:val=""/>
+      <w:lvlJc w:val="left"/>
+      <w:pPr>
+        <w:ind w:left="2160" w:hanging="360"/>
+      </w:pPr>
+      <w:rPr>
+        <w:rFonts w:ascii="Wingdings" w:hAnsi="Wingdings" w:hint="default"/>
+      </w:rPr>
+    </w:lvl>
+    <w:lvl w:ilvl="3" w:tplc="04160001" w:tentative="1">
+      <w:start w:val="1"/>
+      <w:numFmt w:val="bullet"/>
+      <w:lvlText w:val=""/>
+      <w:lvlJc w:val="left"/>
+      <w:pPr>
+        <w:ind w:left="2880" w:hanging="360"/>
+      </w:pPr>
+      <w:rPr>
+        <w:rFonts w:ascii="Symbol" w:hAnsi="Symbol" w:hint="default"/>
+      </w:rPr>
+    </w:lvl>
+    <w:lvl w:ilvl="4" w:tplc="04160003" w:tentative="1">
+      <w:start w:val="1"/>
+      <w:numFmt w:val="bullet"/>
+      <w:lvlText w:val="o"/>
+      <w:lvlJc w:val="left"/>
+      <w:pPr>
+        <w:ind w:left="3600" w:hanging="360"/>
+      </w:pPr>
+      <w:rPr>
+        <w:rFonts w:ascii="Courier New" w:hAnsi="Courier New" w:cs="Courier New" w:hint="default"/>
+      </w:rPr>
+    </w:lvl>
+    <w:lvl w:ilvl="5" w:tplc="04160005" w:tentative="1">
+      <w:start w:val="1"/>
+      <w:numFmt w:val="bullet"/>
+      <w:lvlText w:val=""/>
+      <w:lvlJc w:val="left"/>
+      <w:pPr>
+        <w:ind w:left="4320" w:hanging="360"/>
+      </w:pPr>
+      <w:rPr>
+        <w:rFonts w:ascii="Wingdings" w:hAnsi="Wingdings" w:hint="default"/>
+      </w:rPr>
+    </w:lvl>
+    <w:lvl w:ilvl="6" w:tplc="04160001" w:tentative="1">
+      <w:start w:val="1"/>
+      <w:numFmt w:val="bullet"/>
+      <w:lvlText w:val=""/>
+      <w:lvlJc w:val="left"/>
+      <w:pPr>
+        <w:ind w:left="5040" w:hanging="360"/>
+      </w:pPr>
+      <w:rPr>
+        <w:rFonts w:ascii="Symbol" w:hAnsi="Symbol" w:hint="default"/>
+      </w:rPr>
+    </w:lvl>
+    <w:lvl w:ilvl="7" w:tplc="04160003" w:tentative="1">
+      <w:start w:val="1"/>
+      <w:numFmt w:val="bullet"/>
+      <w:lvlText w:val="o"/>
+      <w:lvlJc w:val="left"/>
+      <w:pPr>
+        <w:ind w:left="5760" w:hanging="360"/>
+      </w:pPr>
+      <w:rPr>
+        <w:rFonts w:ascii="Courier New" w:hAnsi="Courier New" w:cs="Courier New" w:hint="default"/>
+      </w:rPr>
+    </w:lvl>
+    <w:lvl w:ilvl="8" w:tplc="04160005" w:tentative="1">
+      <w:start w:val="1"/>
+      <w:numFmt w:val="bullet"/>
+      <w:lvlText w:val=""/>
+      <w:lvlJc w:val="left"/>
+      <w:pPr>
+        <w:ind w:left="6480" w:hanging="360"/>
+      </w:pPr>
+      <w:rPr>
+        <w:rFonts w:ascii="Wingdings" w:hAnsi="Wingdings" w:hint="default"/>
+      </w:rPr>
+    </w:lvl>
+  </w:abstractNum>
+  <w:num w:numId="1">
+    <w:abstractNumId w:val="0"/>
+  </w:num>
+</w:numbering>
 </file>
 
 <file path=word/styles.xml><?xml version="1.0" encoding="utf-8"?>
@@ -966,50 +1612,100 @@
       <w:lang w:eastAsia="pt-BR"/>
     </w:rPr>
   </w:style>
+  <w:style w:type="table" w:styleId="Tabelacomgrade">
+    <w:name w:val="Table Grid"/>
+    <w:basedOn w:val="Tabelanormal"/>
+    <w:uiPriority w:val="39"/>
+    <w:rsid w:val="002D1BD8"/>
+    <w:pPr>
+      <w:spacing w:after="0" w:line="240" w:lineRule="auto"/>
+    </w:pPr>
+    <w:tblPr>
+      <w:tblBorders>
+        <w:top w:val="single" w:sz="4" w:space="0" w:color="auto"/>
+        <w:left w:val="single" w:sz="4" w:space="0" w:color="auto"/>
+        <w:bottom w:val="single" w:sz="4" w:space="0" w:color="auto"/>
+        <w:right w:val="single" w:sz="4" w:space="0" w:color="auto"/>
+        <w:insideH w:val="single" w:sz="4" w:space="0" w:color="auto"/>
+        <w:insideV w:val="single" w:sz="4" w:space="0" w:color="auto"/>
+      </w:tblBorders>
+    </w:tblPr>
+  </w:style>
+  <w:style w:type="table" w:styleId="TabelaSimples4">
+    <w:name w:val="Plain Table 4"/>
+    <w:basedOn w:val="Tabelanormal"/>
+    <w:uiPriority w:val="44"/>
+    <w:rsid w:val="00917728"/>
+    <w:pPr>
+      <w:spacing w:after="0" w:line="240" w:lineRule="auto"/>
+    </w:pPr>
+    <w:tblPr>
+      <w:tblStyleRowBandSize w:val="1"/>
+      <w:tblStyleColBandSize w:val="1"/>
+    </w:tblPr>
+    <w:tblStylePr w:type="firstRow">
+      <w:rPr>
+        <w:b/>
+        <w:bCs/>
+      </w:rPr>
+    </w:tblStylePr>
+    <w:tblStylePr w:type="lastRow">
+      <w:rPr>
+        <w:b/>
+        <w:bCs/>
+      </w:rPr>
+    </w:tblStylePr>
+    <w:tblStylePr w:type="firstCol">
+      <w:rPr>
+        <w:b/>
+        <w:bCs/>
+      </w:rPr>
+    </w:tblStylePr>
+    <w:tblStylePr w:type="lastCol">
+      <w:rPr>
+        <w:b/>
+        <w:bCs/>
+      </w:rPr>
+    </w:tblStylePr>
+    <w:tblStylePr w:type="band1Vert">
+      <w:tblPr/>
+      <w:tcPr>
+        <w:shd w:val="clear" w:color="auto" w:fill="F2F2F2" w:themeFill="background1" w:themeFillShade="F2"/>
+      </w:tcPr>
+    </w:tblStylePr>
+    <w:tblStylePr w:type="band1Horz">
+      <w:tblPr/>
+      <w:tcPr>
+        <w:shd w:val="clear" w:color="auto" w:fill="F2F2F2" w:themeFill="background1" w:themeFillShade="F2"/>
+      </w:tcPr>
+    </w:tblStylePr>
+  </w:style>
+  <w:style w:type="paragraph" w:styleId="PargrafodaLista">
+    <w:name w:val="List Paragraph"/>
+    <w:basedOn w:val="Normal"/>
+    <w:uiPriority w:val="34"/>
+    <w:qFormat/>
+    <w:rsid w:val="00917728"/>
+    <w:pPr>
+      <w:ind w:left="720"/>
+      <w:contextualSpacing/>
+    </w:pPr>
+  </w:style>
 </w:styles>
 </file>
 
 <file path=word/glossary/document.xml><?xml version="1.0" encoding="utf-8"?>
-<w:glossaryDocument xmlns:wpc="http://schemas.microsoft.com/office/word/2010/wordprocessingCanvas" xmlns:cx="http://schemas.microsoft.com/office/drawing/2014/chartex" xmlns:cx1="http://schemas.microsoft.com/office/drawing/2015/9/8/chartex" xmlns:mc="http://schemas.openxmlformats.org/markup-compatibility/2006" xmlns:o="urn:schemas-microsoft-com:office:office" xmlns:r="http://schemas.openxmlformats.org/officeDocument/2006/relationships" xmlns:m="http://schemas.openxmlformats.org/officeDocument/2006/math" xmlns:v="urn:schemas-microsoft-com:vml" xmlns:wp14="http://schemas.microsoft.com/office/word/2010/wordprocessingDrawing" xmlns:wp="http://schemas.openxmlformats.org/drawingml/2006/wordprocessingDrawing" xmlns:w10="urn:schemas-microsoft-com:office:word" xmlns:w="http://schemas.openxmlformats.org/wordprocessingml/2006/main" xmlns:w14="http://schemas.microsoft.com/office/word/2010/wordml" xmlns:w15="http://schemas.microsoft.com/office/word/2012/wordml" xmlns:w16se="http://schemas.microsoft.com/office/word/2015/wordml/symex" xmlns:wpg="http://schemas.microsoft.com/office/word/2010/wordprocessingGroup" xmlns:wpi="http://schemas.microsoft.com/office/word/2010/wordprocessingInk" xmlns:wne="http://schemas.microsoft.com/office/word/2006/wordml" xmlns:wps="http://schemas.microsoft.com/office/word/2010/wordprocessingShape" mc:Ignorable="w14 w15 w16se wp14">
-  <w:docParts>
-    <w:docPart>
-      <w:docPartPr>
-        <w:name w:val="231658DD3AC442A898CC08298713336C"/>
-        <w:category>
-          <w:name w:val="Geral"/>
-          <w:gallery w:val="placeholder"/>
-        </w:category>
-        <w:types>
-          <w:type w:val="bbPlcHdr"/>
-        </w:types>
-        <w:behaviors>
-          <w:behavior w:val="content"/>
-        </w:behaviors>
-        <w:guid w:val="{079C6211-8454-45B0-B413-EB3460E85293}"/>
-      </w:docPartPr>
-      <w:docPartBody>
-        <w:p>
-          <w:r>
-            <w:rPr>
-              <w:rStyle w:val="TextodoEspaoReservado"/>
-            </w:rPr>
-            <w:t>[Autor]</w:t>
-          </w:r>
-        </w:p>
-      </w:docPartBody>
-    </w:docPart>
-  </w:docParts>
-</w:glossaryDocument>
+<w:glossaryDocument xmlns:wpc="http://schemas.microsoft.com/office/word/2010/wordprocessingCanvas" xmlns:cx="http://schemas.microsoft.com/office/drawing/2014/chartex" xmlns:cx1="http://schemas.microsoft.com/office/drawing/2015/9/8/chartex" xmlns:mc="http://schemas.openxmlformats.org/markup-compatibility/2006" xmlns:o="urn:schemas-microsoft-com:office:office" xmlns:r="http://schemas.openxmlformats.org/officeDocument/2006/relationships" xmlns:m="http://schemas.openxmlformats.org/officeDocument/2006/math" xmlns:v="urn:schemas-microsoft-com:vml" xmlns:wp14="http://schemas.microsoft.com/office/word/2010/wordprocessingDrawing" xmlns:wp="http://schemas.openxmlformats.org/drawingml/2006/wordprocessingDrawing" xmlns:w10="urn:schemas-microsoft-com:office:word" xmlns:w="http://schemas.openxmlformats.org/wordprocessingml/2006/main" xmlns:w14="http://schemas.microsoft.com/office/word/2010/wordml" xmlns:w15="http://schemas.microsoft.com/office/word/2012/wordml" xmlns:w16se="http://schemas.microsoft.com/office/word/2015/wordml/symex" xmlns:wpg="http://schemas.microsoft.com/office/word/2010/wordprocessingGroup" xmlns:wpi="http://schemas.microsoft.com/office/word/2010/wordprocessingInk" xmlns:wne="http://schemas.microsoft.com/office/word/2006/wordml" xmlns:wps="http://schemas.microsoft.com/office/word/2010/wordprocessingShape" mc:Ignorable="w14 w15 w16se wp14"/>
 </file>
 
 <file path=word/glossary/fontTable.xml><?xml version="1.0" encoding="utf-8"?>
 <w:fonts xmlns:mc="http://schemas.openxmlformats.org/markup-compatibility/2006" xmlns:r="http://schemas.openxmlformats.org/officeDocument/2006/relationships" xmlns:w="http://schemas.openxmlformats.org/wordprocessingml/2006/main" xmlns:w14="http://schemas.microsoft.com/office/word/2010/wordml" xmlns:w15="http://schemas.microsoft.com/office/word/2012/wordml" xmlns:w16se="http://schemas.microsoft.com/office/word/2015/wordml/symex" mc:Ignorable="w14 w15 w16se">
-  <w:font w:name="Calibri">
-    <w:panose1 w:val="020F0502020204030204"/>
-    <w:charset w:val="00"/>
-    <w:family w:val="swiss"/>
+  <w:font w:name="Symbol">
+    <w:panose1 w:val="05050102010706020507"/>
+    <w:charset w:val="02"/>
+    <w:family w:val="roman"/>
     <w:pitch w:val="variable"/>
-    <w:sig w:usb0="E0002AFF" w:usb1="4000ACFF" w:usb2="00000001" w:usb3="00000000" w:csb0="000001FF" w:csb1="00000000"/>
+    <w:sig w:usb0="00000000" w:usb1="10000000" w:usb2="00000000" w:usb3="00000000" w:csb0="80000000" w:csb1="00000000"/>
   </w:font>
   <w:font w:name="Times New Roman">
     <w:panose1 w:val="02020603050405020304"/>
@@ -1017,6 +1713,27 @@
     <w:family w:val="roman"/>
     <w:pitch w:val="variable"/>
     <w:sig w:usb0="E0002AFF" w:usb1="C0007843" w:usb2="00000009" w:usb3="00000000" w:csb0="000001FF" w:csb1="00000000"/>
+  </w:font>
+  <w:font w:name="Courier New">
+    <w:panose1 w:val="02070309020205020404"/>
+    <w:charset w:val="00"/>
+    <w:family w:val="modern"/>
+    <w:pitch w:val="fixed"/>
+    <w:sig w:usb0="E0002EFF" w:usb1="C0007843" w:usb2="00000009" w:usb3="00000000" w:csb0="000001FF" w:csb1="00000000"/>
+  </w:font>
+  <w:font w:name="Wingdings">
+    <w:panose1 w:val="05000000000000000000"/>
+    <w:charset w:val="02"/>
+    <w:family w:val="auto"/>
+    <w:pitch w:val="variable"/>
+    <w:sig w:usb0="00000000" w:usb1="10000000" w:usb2="00000000" w:usb3="00000000" w:csb0="80000000" w:csb1="00000000"/>
+  </w:font>
+  <w:font w:name="Calibri">
+    <w:panose1 w:val="020F0502020204030204"/>
+    <w:charset w:val="00"/>
+    <w:family w:val="swiss"/>
+    <w:pitch w:val="variable"/>
+    <w:sig w:usb0="E0002AFF" w:usb1="4000ACFF" w:usb2="00000001" w:usb3="00000000" w:csb0="000001FF" w:csb1="00000000"/>
   </w:font>
   <w:font w:name="Calibri Light">
     <w:panose1 w:val="020F0302020204030204"/>
@@ -1052,6 +1769,7 @@
   <w:rsids>
     <w:rsidRoot w:val="001478DA"/>
     <w:rsid w:val="001478DA"/>
+    <w:rsid w:val="00511AF6"/>
   </w:rsids>
   <m:mathPr>
     <m:mathFont m:val="Cambria Math"/>
@@ -1479,7 +2197,6 @@
     <w:uiPriority w:val="1"/>
     <w:semiHidden/>
     <w:unhideWhenUsed/>
-    <w:rsid w:val="001478DA"/>
   </w:style>
   <w:style w:type="table" w:default="1" w:styleId="Tabelanormal">
     <w:name w:val="Normal Table"/>
@@ -1792,7 +2509,7 @@
 </file>
 
 <file path=customXml/itemProps1.xml><?xml version="1.0" encoding="utf-8"?>
-<ds:datastoreItem xmlns:ds="http://schemas.openxmlformats.org/officeDocument/2006/customXml" ds:itemID="{687277B3-4294-4695-8789-4B4CFA5D972F}">
+<ds:datastoreItem xmlns:ds="http://schemas.openxmlformats.org/officeDocument/2006/customXml" ds:itemID="{CF323F3C-4A92-4C29-9636-F66B0E4B41FE}">
   <ds:schemaRefs>
     <ds:schemaRef ds:uri="http://schemas.openxmlformats.org/officeDocument/2006/bibliography"/>
   </ds:schemaRefs>
